--- a/dokumentation/06_kubernetes_sicherheit_und_betrieb.docx
+++ b/dokumentation/06_kubernetes_sicherheit_und_betrieb.docx
@@ -224,7 +224,7 @@
               <w:rPr>
                 <w:sz w:val="16"/>
               </w:rPr>
-              <w:t>Startup Probe, sofern im finalen Manifest aktiv</w:t>
+              <w:t>Startup Probe (aktiv im finalen Manifest)</w:t>
             </w:r>
           </w:p>
         </w:tc>
@@ -1077,7 +1077,12 @@
     <w:p/>
     <w:p>
       <w:r>
-        <w:t>Konkrete SecurityContext-Felder werden nur dann als umgesetzt gewertet, wenn sie im finalen Manifest oder in einer aktuellen kubectl-Ausgabe sichtbar sind. Dieses Gesamtdokument ergänzt fehlende Werte nicht aus Vermutungen.</w:t>
+        <w:t>Der finale SecurityContext aus base/deployment.yaml (Pacman-Container) belegt Pod-Ebene runAsNonRoot: true, runAsUser: 1000 (entspricht dem Docker-Image-Benutzer node) sowie seccompProfile RuntimeDefault. Auf Container-Ebene sind allowPrivilegeEscalation: false, readOnlyRootFilesystem: true und capabilities.drop: [ALL] gesetzt; capabilities.add ist nicht vorhanden, fsGroup/runAsGroup sind nicht gesetzt.</w:t>
+      </w:r>
+    </w:p>
+    <w:p>
+      <w:r>
+        <w:t>Für das MongoDB-StatefulSet (base/mongodb-statefulset.yaml) ist aktuell kein SecurityContext gesetzt - weder auf Pod- noch auf Container-Ebene. Dies ist ein real bestehender, noch offener Härtungspunkt und wird hier bewusst nicht beschönigt.</w:t>
       </w:r>
     </w:p>
     <w:p>
@@ -1379,7 +1384,7 @@
     </w:p>
     <w:p>
       <w:r>
-        <w:t>Die konkrete finale PDB-Regel für Prod wird in diesem Dokument nicht aus der Historie rekonstruiert. Für die Abgabe ist das gerenderte Prod-Overlay beziehungsweise kubectl get pdb -n pacman-prod der maßgebliche Nachweis.</w:t>
+        <w:t>Die finale PDB-Regel für Prod ist in overlays/prod/pdb.yaml definiert: minAvailable: 2 mit Selector app.kubernetes.io/name: pacman. Bei drei Prod-Replikas sind damit mindestens zwei Pods während freiwilliger Unterbrechungen (z. B. Node-Drain) garantiert verfügbar. In Dev existiert kein PDB (weder als Kustomize-Ressource noch im gerenderten Build), da ein PDB bei nur einer Dev-Replika jede freiwillige Unterbrechung blockieren würde.</w:t>
       </w:r>
     </w:p>
     <w:p>
@@ -1406,6 +1411,16 @@
       </w:r>
     </w:p>
     <w:p>
+      <w:r>
+        <w:t>base/networkpolicy.yaml definiert fünf NetworkPolicy-Objekte, die als Base-Ressource sowohl in Dev als auch in Prod gerendert werden: default-deny-prod (podSelector {}, Ingress+Egress, keine Regeln - Default-Deny für den gesamten Namespace), allow-ingress-to-pacman (Ingress von ingress-nginx auf TCP/8080), allow-pacman-to-mongodb (Egress von Pacman zu MongoDB auf TCP/27017), allow-mongodb-from-pacman (Ingress zu MongoDB nur von Pacman auf TCP/27017) und allow-dns-prod (Egress zu kube-dns auf UDP/TCP 53).</w:t>
+      </w:r>
+    </w:p>
+    <w:p>
+      <w:r>
+        <w:t>Die vier Allow-Regeln selektieren ausschließlich Pods mit dem Label environment: prod, das per JSON6902-Patch nur in overlays/prod gesetzt wird. In pacman-dev existieren dieselben fünf Objekte (kubectl get networkpolicy -n pacman-dev bestätigt dies), doch die Allow-Regeln greifen dort mangels passendem Label nicht - bei tatsächlicher Durchsetzung würde in Dev nur der Default-Deny wirken. Praktisch bleibt Dev dennoch uneingeschränkt erreichbar, da Docker Desktop Kubernetes standardmäßig keinen NetworkPolicy-durchsetzenden CNI (z. B. Calico, Cilium, Antrea) mitbringt; die Objekte existieren als API-Ressourcen, werden lokal aber nicht aktiv erzwungen. Dies betrifft Dev und Prod gleichermaßen und deckt sich mit der bereits in AP28 D13 dokumentierten, nicht durchgängig reproduzierbaren praktischen Durchsetzung.</w:t>
+      </w:r>
+    </w:p>
+    <w:p>
       <w:pPr>
         <w:pStyle w:val="Heading1"/>
       </w:pPr>
@@ -1421,6 +1436,16 @@
     <w:p>
       <w:r>
         <w:t>AP28 D12 skalierte pacman-dev mit Commit a08bd4c bewusst auf drei Replikas, um einen ResourceQuota-Fall zu testen. Commit 899f5b3 stellte anschließend die ursprüngliche eine Replica wieder her. Damit wurde das Zusammenspiel zwischen Deployment-Skalierung und Namespace-Grenzen kontrolliert untersucht.</w:t>
+      </w:r>
+    </w:p>
+    <w:p>
+      <w:r>
+        <w:t>Die finalen LimitRange-Werte (base/limitrange.yaml, in Dev unverändert übernommen): defaultRequest 100m CPU/128Mi, default (Limit) 500m CPU/256Mi, min 50m CPU/64Mi, max 1 CPU/512Mi. In Prod hebt overlays/prod/kustomization.yaml per JSON6902-Patch min auf 100m CPU/128Mi und max auf 2 CPU/1Gi an; defaultRequest und default bleiben unverändert.</w:t>
+      </w:r>
+    </w:p>
+    <w:p>
+      <w:r>
+        <w:t>Die finalen ResourceQuota-Werte (base/resourcequota.yaml, in Dev unverändert übernommen): requests.cpu 750m, requests.memory 768Mi, limits.cpu 2, limits.memory 1536Mi, pods 6, persistentvolumeclaims 2. In Prod patcht overlays/prod/kustomization.yaml diese Werte auf requests.cpu 1500m, requests.memory 2Gi, limits.cpu 6, limits.memory 3Gi, pods 12, persistentvolumeclaims 3. Die im Prod-Overlay zusätzlich vorhandenen Dateien limitrange-patch.yaml und resourcequota-patch.yaml enthalten abweichende Werte, sind jedoch nicht in overlays/prod/kustomization.yaml referenziert und damit nicht wirksam; sie sollten vor der endgültigen Abgabe als nicht mehr benötigte Altdateien entfernt werden, damit Dokumentation und Repository nicht auseinanderlaufen.</w:t>
       </w:r>
     </w:p>
     <w:tbl>
@@ -2708,7 +2733,7 @@
               <w:rPr>
                 <w:sz w:val="16"/>
               </w:rPr>
-              <w:t>Bestandteil des verbindlichen Sicherheits-/Betriebsumfangs</w:t>
+              <w:t>httpGet path /, periodSeconds 5, failureThreshold 12 (base/deployment.yaml)</w:t>
             </w:r>
           </w:p>
         </w:tc>
@@ -2722,7 +2747,7 @@
               <w:rPr>
                 <w:sz w:val="16"/>
               </w:rPr>
-              <w:t>Finales Manifest prüfen; keine Parameter aus Vermutung ergänzen.</w:t>
+              <w:t>Technisch nachgewiesen.</w:t>
             </w:r>
           </w:p>
         </w:tc>
@@ -2752,7 +2777,7 @@
               <w:rPr>
                 <w:sz w:val="16"/>
               </w:rPr>
-              <w:t>Fix fbb4936 dokumentiert</w:t>
+              <w:t>Pacman: runAsNonRoot/runAsUser 1000/seccomp/allowPrivilegeEscalation false/readOnlyRootFilesystem/capabilities drop ALL gesetzt (Abschnitt 4)</w:t>
             </w:r>
           </w:p>
         </w:tc>
@@ -2766,7 +2791,7 @@
               <w:rPr>
                 <w:sz w:val="16"/>
               </w:rPr>
-              <w:t>Konkrete runAsNonRoot/capabilities/etc. aus finalem YAML als Nachweis übernehmen.</w:t>
+              <w:t>Pacman technisch nachgewiesen; MongoDB-StatefulSet ohne SecurityContext bleibt offener Punkt.</w:t>
             </w:r>
           </w:p>
         </w:tc>
@@ -2884,7 +2909,7 @@
               <w:rPr>
                 <w:sz w:val="16"/>
               </w:rPr>
-              <w:t>Historie zeigt Dev-spezifische PDB-Änderung</w:t>
+              <w:t>Prod minAvailable: 2 (overlays/prod/pdb.yaml); Dev ohne PDB (Abschnitt 7)</w:t>
             </w:r>
           </w:p>
         </w:tc>
@@ -2898,7 +2923,7 @@
               <w:rPr>
                 <w:sz w:val="16"/>
               </w:rPr>
-              <w:t>Finalen Prod-PDB-Stand mit kubectl/kustomize nachweisen.</w:t>
+              <w:t>Technisch nachgewiesen.</w:t>
             </w:r>
           </w:p>
         </w:tc>
@@ -2928,7 +2953,7 @@
               <w:rPr>
                 <w:sz w:val="16"/>
               </w:rPr>
-              <w:t>D13-Fehler/Fix und Label-Fix dokumentiert</w:t>
+              <w:t>Fünf Policies aus base/networkpolicy.yaml identifiziert; Allow-Regeln in Dev mangels environment=prod-Label wirkungslos; keine NetworkPolicy-Durchsetzung unter Docker Desktop (Abschnitt 8)</w:t>
             </w:r>
           </w:p>
         </w:tc>
@@ -2942,7 +2967,7 @@
               <w:rPr>
                 <w:sz w:val="16"/>
               </w:rPr>
-              <w:t>Finale Dev-/Prod-Policies plus Verbindungstest als Primärnachweis.</w:t>
+              <w:t>Technisch nachgewiesen; praktische Durchsetzung als Plattform-Einschränkung dokumentiert.</w:t>
             </w:r>
           </w:p>
         </w:tc>
@@ -2972,7 +2997,7 @@
               <w:rPr>
                 <w:sz w:val="16"/>
               </w:rPr>
-              <w:t>Teil des Projektumfangs</w:t>
+              <w:t>Dev min 50m/64Mi, max 1 CPU/512Mi (base/limitrange.yaml); Prod min 100m/128Mi, max 2 CPU/1Gi (overlays/prod-Patch)</w:t>
             </w:r>
           </w:p>
         </w:tc>
@@ -2986,7 +3011,7 @@
               <w:rPr>
                 <w:sz w:val="16"/>
               </w:rPr>
-              <w:t>Aktuelle Werte aus kubectl get limitrange -o yaml nachweisen.</w:t>
+              <w:t>Technisch nachgewiesen (Abschnitt 9).</w:t>
             </w:r>
           </w:p>
         </w:tc>
@@ -3016,7 +3041,7 @@
               <w:rPr>
                 <w:sz w:val="16"/>
               </w:rPr>
-              <w:t>D12-Test mit 3 Replicas und Rücksetzung auf 1 dokumentiert</w:t>
+              <w:t>Dev limits.cpu 2/limits.memory 1536Mi/pods 6; Prod limits.cpu 6/limits.memory 3Gi/pods 12 (base + overlays/prod-Patch)</w:t>
             </w:r>
           </w:p>
         </w:tc>
@@ -3030,7 +3055,7 @@
               <w:rPr>
                 <w:sz w:val="16"/>
               </w:rPr>
-              <w:t>Finale Quota-Werte und Fehlermeldung/Ergebnis des Tests archivieren.</w:t>
+              <w:t>Technisch nachgewiesen (Abschnitt 9).</w:t>
             </w:r>
           </w:p>
         </w:tc>
@@ -3228,7 +3253,7 @@
     </w:p>
     <w:p>
       <w:r>
-        <w:t>Besonders belastbar sind die im Projekt tatsächlich durchgeführten Fehler-/Fix-Fälle: fehlerhafte Readiness und Liveness, zu niedrige Memory-Werte, HPA-/Argo-CD-Konflikt, ResourceQuota-Test, fehlerhafte NetworkPolicy sowie falsche Secrets wurden gezielt erzeugt und wieder korrigiert. Für SecurityContext-, Startup-Probe-, PDB-, LimitRange- und finale NetworkPolicy-Werte werden in diesem Dokument keine nicht belegten Parameter erfunden. Diese Punkte sind mit den finalen YAML-/kubectl-Nachweisen zu bestätigen, bevor sie in der IHK-Dokumentation als vollständig nachgewiesen gelten.</w:t>
+        <w:t>Besonders belastbar sind die im Projekt tatsächlich durchgeführten Fehler-/Fix-Fälle: fehlerhafte Readiness und Liveness, zu niedrige Memory-Werte, HPA-/Argo-CD-Konflikt, ResourceQuota-Test, fehlerhafte NetworkPolicy sowie falsche Secrets wurden gezielt erzeugt und wieder korrigiert. SecurityContext, Startup Probe, PDB, LimitRange und NetworkPolicy sind inzwischen mit konkreten, aus den finalen YAML-Manifesten gelesenen Werten belegt (Abschnitte 4, 3, 7, 9, 8). Zwei reale offene Punkte bleiben bewusst sichtbar dokumentiert statt beschönigt: dem MongoDB-StatefulSet fehlt aktuell ein SecurityContext, und NetworkPolicies werden im lokalen Docker-Desktop-Cluster mangels durchsetzendem CNI nicht aktiv erzwungen.</w:t>
       </w:r>
     </w:p>
     <w:sectPr>

--- a/dokumentation/06_kubernetes_sicherheit_und_betrieb.docx
+++ b/dokumentation/06_kubernetes_sicherheit_und_betrieb.docx
@@ -1445,7 +1445,7 @@
     </w:p>
     <w:p>
       <w:r>
-        <w:t>Die finalen ResourceQuota-Werte (base/resourcequota.yaml, in Dev unverändert übernommen): requests.cpu 750m, requests.memory 768Mi, limits.cpu 2, limits.memory 1536Mi, pods 6, persistentvolumeclaims 2. In Prod patcht overlays/prod/kustomization.yaml diese Werte auf requests.cpu 1500m, requests.memory 2Gi, limits.cpu 6, limits.memory 3Gi, pods 12, persistentvolumeclaims 3. Die im Prod-Overlay zusätzlich vorhandenen Dateien limitrange-patch.yaml und resourcequota-patch.yaml enthalten abweichende Werte, sind jedoch nicht in overlays/prod/kustomization.yaml referenziert und damit nicht wirksam; sie sollten vor der endgültigen Abgabe als nicht mehr benötigte Altdateien entfernt werden, damit Dokumentation und Repository nicht auseinanderlaufen.</w:t>
+        <w:t>Die finalen ResourceQuota-Werte (base/resourcequota.yaml, in Dev unverändert übernommen): requests.cpu 750m, requests.memory 768Mi, limits.cpu 2, limits.memory 1536Mi, pods 6, persistentvolumeclaims 2. In Prod patcht overlays/prod/kustomization.yaml diese Werte auf requests.cpu 1500m, requests.memory 2Gi, limits.cpu 6, limits.memory 3Gi, pods 12, persistentvolumeclaims 3. Die zuvor im Prod-Overlay zusätzlich vorhandenen, nicht referenzierten Dateien limitrange-patch.yaml und resourcequota-patch.yaml wurden zwischenzeitlich als nicht mehr benötigte Altdateien entfernt (Commit fa4ec17 in pacman-gitops); das gerenderte Manifest blieb dabei nachweislich unverändert (identischer kustomize-build-Output vor und nach der Entfernung).</w:t>
       </w:r>
     </w:p>
     <w:tbl>
